--- a/job-application/Edenred UAE/Moamen_Basyoni_Cover_Letter_Edenred_UAE.docx
+++ b/job-application/Edenred UAE/Moamen_Basyoni_Cover_Letter_Edenred_UAE.docx
@@ -89,7 +89,7 @@
         <w:pStyle w:val="BodyText"/>
       </w:pPr>
       <w:r>
-        <w:t xml:space="preserve">At Andalusia, I replaced a legacy MS DTC distributed-transaction workaround — which had forced an entire platform onto one shared database — with Temporal Saga orchestration, and built the surrounding infrastructure myself: RabbitMQ for event-driven communication, Consul for service discovery, and an Nginx API gateway that cut deployment downtime by 87.5%. I test with xUnit and have built a runtime rule engine benchmarked at 45% faster.</w:t>
+        <w:t xml:space="preserve">At Andalusia, I replaced a legacy MS DTC distributed-transaction workaround — which had forced an entire platform onto one shared database — with Temporal Saga orchestration, and built the surrounding infrastructure myself: RabbitMQ for event-driven communication, Consul for service discovery, and an Nginx API gateway that cut deployment downtime by 87.5%. I test with xUnit and have built a runtime rule engine benchmarked at 60% faster.</w:t>
       </w:r>
     </w:p>
     <w:p>
